--- a/ky/wisdom-stories/Etibar Siracsoy/life-flows-silently.docx
+++ b/ky/wisdom-stories/Etibar Siracsoy/life-flows-silently.docx
@@ -89,7 +89,7 @@
         <w:rPr>
           <w:lang w:val="ky-KG"/>
         </w:rPr>
-        <w:t>Ошондуктан убакытты өткөн жылдар менен гана өлчөбөйлү. Аны канча жашаганыбызга эмес, кандай жашаганыбызга карап баалайлы. Жакындарыбызга сүйүүбүздү бүгүн билдирели. Досторубуз менен жолугушууну кийинкиге калтырбайлы. Кооз көрүнүштөргө суктаналы, күндүн чыгышын карайлы, деңиздин үнүнө кулак төшөйлү, жүрөгүбүздү кубанткан көз ирмемдерди жашайлы.</w:t>
+        <w:t>Ошондуктан убакытты өткөн жылдар менен гана өлчөбөйлү. Аны канча жашаганыбызга эмес, кандай жашаганыбызга карап баалайлы. Жакындарыбызга сүйүүбүздү бүгүн билдирели. Досторубуз менен жолугушууну кийинкиге калтырбайлы. Кооз көрүнүштөргө суктаналы, күндүн чыгышын карайлы, деңиздин үнүнө кулак төшөйлү, жүрөгүбүздү кубанткан көз ирмемдерден ырахат алалы.</w:t>
       </w:r>
     </w:p>
     <w:p>
